--- a/05_Website_Angular/docs/reviewer-pack/Linaw-PH-Defence-Day.docx
+++ b/05_Website_Angular/docs/reviewer-pack/Linaw-PH-Defence-Day.docx
@@ -526,7 +526,7 @@
         <w:ind w:left="360"/>
       </w:pPr>
       <w:r>
-        <w:t>The system refuses it. The three weights must add up to 100 and none may go below 10, so no component can be switched off. That rule is checked on the server and there are tests for it.</w:t>
+        <w:t>The system refuses it. Skills, education and experience must each be at least 10, and the weights must total 100. There is a fourth, certificates, which is the one a recruiter may leave at zero — and zero is where it starts, so the published split is still 50/25/25 across three unless someone deliberately gives certificates a share. That rule is checked in the browser, on the server and by a constraint on the table, and there are tests for all of it.</w:t>
       </w:r>
     </w:p>
     <w:p>

--- a/05_Website_Angular/docs/reviewer-pack/Linaw-PH-Defence-Day.docx
+++ b/05_Website_Angular/docs/reviewer-pack/Linaw-PH-Defence-Day.docx
@@ -1851,7 +1851,7 @@
         <w:ind w:left="360"/>
       </w:pPr>
       <w:r>
-        <w:t>You get refused. The server checks the resume belongs to the account asking, before it returns anything. That is not a claim, it is a test: one of our fifty-three server tests signs in as one applicant and asks for another's resume, and requires the answer to be a refusal.</w:t>
+        <w:t>You get refused. The server checks the resume belongs to the account asking, before it returns anything. That is not a claim, it is a test: one of our fifty-five server tests signs in as one applicant and asks for another's resume, and requires the answer to be a refusal.</w:t>
       </w:r>
     </w:p>
     <w:p>
@@ -2297,7 +2297,7 @@
         <w:ind w:left="360"/>
       </w:pPr>
       <w:r>
-        <w:t>We built a working system that gives every applicant the same score the employer sees, and tells them what they are missing instead of leaving them guessing. The scoring is arithmetic anyone in this room can check on paper. It has 198 automated tests, it is deployed, and where it falls short we can tell you exactly where and why.</w:t>
+        <w:t>We built a working system that gives every applicant the same score the employer sees, and tells them what they are missing instead of leaving them guessing. The scoring is arithmetic anyone in this room can check on paper. It has 205 automated tests, it is deployed, and where it falls short we can tell you exactly where and why.</w:t>
       </w:r>
     </w:p>
     <w:p>
@@ -2616,7 +2616,7 @@
           <w:b w:val="0"/>
           <w:i w:val="0"/>
         </w:rPr>
-        <w:t>“We do not have evaluation results yet — user acceptance testing is scheduled for the deployment phase, and reporting numbers we have not collected would not be honest. What we can report is that the system is feature-complete against all nine objectives, verified by 198 automated tests and nine browser walkthroughs, and that the instrument, the respondent groups and the analysis method are defined and ready to run.”</w:t>
+        <w:t>“We do not have evaluation results yet — user acceptance testing is scheduled for the deployment phase, and reporting numbers we have not collected would not be honest. What we can report is that the system is feature-complete against all nine objectives, verified by 205 automated tests and nine browser walkthroughs, and that the instrument, the respondent groups and the analysis method are defined and ready to run.”</w:t>
       </w:r>
     </w:p>
     <w:p>
@@ -2787,31 +2787,31 @@
           <w:b w:val="0"/>
           <w:i w:val="0"/>
         </w:rPr>
-        <w:t>W7  Certifications are stored but not scored</w:t>
-      </w:r>
-    </w:p>
-    <w:p>
-      <w:pPr>
-        <w:spacing w:after="120"/>
-      </w:pPr>
-      <w:r>
-        <w:rPr>
-          <w:b w:val="0"/>
-          <w:i w:val="0"/>
-        </w:rPr>
-        <w:t>Why it is a weakness —  You collect them, display them, and then ignore them in the formula. That looks inconsistent.</w:t>
-      </w:r>
-    </w:p>
-    <w:p>
-      <w:pPr>
-        <w:spacing w:after="120"/>
-      </w:pPr>
-      <w:r>
-        <w:rPr>
-          <w:b w:val="0"/>
-          <w:i w:val="0"/>
-        </w:rPr>
-        <w:t>How the panel will ask —  "Why collect certifications if they do not count?"</w:t>
+        <w:t>W7  Certificates are scored only if a recruiter asks for them  (CLOSED — this used to be a weakness)</w:t>
+      </w:r>
+    </w:p>
+    <w:p>
+      <w:pPr>
+        <w:spacing w:after="120"/>
+      </w:pPr>
+      <w:r>
+        <w:rPr>
+          <w:b w:val="0"/>
+          <w:i w:val="0"/>
+        </w:rPr>
+        <w:t>Why it used to be a weakness —  The system collected certificates, showed them, then ignored them in the formula. That looked inconsistent, and it was.</w:t>
+      </w:r>
+    </w:p>
+    <w:p>
+      <w:pPr>
+        <w:spacing w:after="120"/>
+      </w:pPr>
+      <w:r>
+        <w:rPr>
+          <w:b w:val="0"/>
+          <w:i w:val="0"/>
+        </w:rPr>
+        <w:t>How the panel will ask —  "Do certificates count or not?"</w:t>
       </w:r>
     </w:p>
     <w:p>
@@ -2835,7 +2835,7 @@
           <w:b w:val="0"/>
           <w:i w:val="0"/>
         </w:rPr>
-        <w:t>“Because they matter to a recruiter reading the résumé even though they do not enter the score. Adding a fourth component would change the published weighting, and we were not willing to do that on our own judgement — it is exactly the kind of decision that should rest on the partner's data. It is stated in our delimitations, and it is one of the specific questions we are putting to Clark Outsourcing's HR.”</w:t>
+        <w:t>“They count when the recruiter says they should. There is a fourth part of the formula for certificates, and its weight starts at zero — so by default the score is still skills 50, education 25, experience 25, exactly as the paper publishes it. A recruiter who is hiring for a role that turns on a certificate gives it a share on that one opening and names the certificates wanted. Everything else — projects, languages, references — is still stored and shown but never scored, and we say so in our Delimitations. We kept the default at zero on purpose: changing the published weights partway through data collection would mean respondents were not all rating the same system.”</w:t>
       </w:r>
     </w:p>
     <w:p>
@@ -3476,7 +3476,7 @@
           <w:b w:val="0"/>
           <w:i w:val="0"/>
         </w:rPr>
-        <w:t>Verification is unusually strong for a capstone: 198 automated tests across eight suites, nine browser walkthroughs, and continuous integration on every change.</w:t>
+        <w:t>Verification is unusually strong for a capstone: 205 automated tests across eight suites, nine browser walkthroughs, and continuous integration on every change.</w:t>
       </w:r>
     </w:p>
     <w:p>
@@ -3658,7 +3658,7 @@
           <w:b w:val="0"/>
           <w:i w:val="0"/>
         </w:rPr>
-        <w:t>Numbers memorised: 50/25/25 · 80/50 · 3 formats · 14 designs · 3 roles · 6 statuses · 18 pages · 56 endpoints · 22 tables · 198 tests · 55 respondents · unsourced skill = half credit.</w:t>
+        <w:t>Numbers memorised: 50/25/25 · 80/50 · 3 formats · 14 designs · 3 roles · 6 statuses · 18 pages · 56 endpoints · 22 tables · 205 tests · 55 respondents · unsourced skill = half credit.</w:t>
       </w:r>
     </w:p>
     <w:p>

--- a/05_Website_Angular/docs/reviewer-pack/Linaw-PH-Defence-Day.docx
+++ b/05_Website_Angular/docs/reviewer-pack/Linaw-PH-Defence-Day.docx
@@ -691,6 +691,15 @@
     </w:p>
     <w:p>
       <w:pPr>
+        <w:spacing w:after="200"/>
+        <w:ind w:left="360"/>
+      </w:pPr>
+      <w:r>
+        <w:t>If the system reads my CV into the builder, is the ranked resume not really the machine’s work?</w:t>
+      </w:r>
+    </w:p>
+    <w:p>
+      <w:pPr>
         <w:spacing w:after="120"/>
       </w:pPr>
       <w:r>
@@ -699,6 +708,15 @@
           <w:i w:val="0"/>
         </w:rPr>
         <w:t>28.  What stops the model inventing a skill the applicant never claimed?</w:t>
+      </w:r>
+    </w:p>
+    <w:p>
+      <w:pPr>
+        <w:spacing w:after="200"/>
+        <w:ind w:left="360"/>
+      </w:pPr>
+      <w:r>
+        <w:t>Fair challenge, and the honest answer has two halves. The document is never ranked on — it is scored separately and shown to the recruiter as context, and a test asserts the ranking comes from the structured record alone. But the structured record can be filled two ways: typed, or read out of an uploaded file. In the second case the extraction only proposes. Nothing is saved until the applicant has seen every field and can change it, so what gets ranked is what they confirmed, not what the reader guessed. The one thing we do NOT do is pretend the two are indistinguishable afterwards: a resume that never reached the skills step was never asked where each skill was used, and its matched skills count in full rather than at half, because penalising someone for a question they were never shown would be the unfair version.</w:t>
       </w:r>
     </w:p>
     <w:p>

--- a/05_Website_Angular/docs/reviewer-pack/Linaw-PH-Defence-Day.docx
+++ b/05_Website_Angular/docs/reviewer-pack/Linaw-PH-Defence-Day.docx
@@ -1869,7 +1869,7 @@
         <w:ind w:left="360"/>
       </w:pPr>
       <w:r>
-        <w:t>You get refused. The server checks the resume belongs to the account asking, before it returns anything. That is not a claim, it is a test: one of our fifty-five server tests signs in as one applicant and asks for another's resume, and requires the answer to be a refusal.</w:t>
+        <w:t>You get refused. The server checks the resume belongs to the account asking, before it returns anything. That is not a claim, it is a test: one of our fifty-six server tests signs in as one applicant and asks for another's resume, and requires the answer to be a refusal.</w:t>
       </w:r>
     </w:p>
     <w:p>
@@ -3494,7 +3494,7 @@
           <w:b w:val="0"/>
           <w:i w:val="0"/>
         </w:rPr>
-        <w:t>Verification is unusually strong for a capstone: 205 automated tests across eight suites, nine browser walkthroughs, and continuous integration on every change.</w:t>
+        <w:t>Verification is unusually strong for a capstone: 209 automated tests across eight suites, nine browser walkthroughs, and continuous integration on every change.</w:t>
       </w:r>
     </w:p>
     <w:p>
@@ -3676,7 +3676,7 @@
           <w:b w:val="0"/>
           <w:i w:val="0"/>
         </w:rPr>
-        <w:t>Numbers memorised: 50/25/25 · 80/50 · 3 formats · 14 designs · 3 roles · 6 statuses · 18 pages · 56 endpoints · 22 tables · 205 tests · 55 respondents · unsourced skill = half credit.</w:t>
+        <w:t>Numbers memorised: 50/25/25 · 80/50 · 3 formats · 14 designs · 3 roles · 6 statuses · 18 pages · 56 endpoints · 22 tables · 209 tests · 55 respondents · unsourced skill = half credit.</w:t>
       </w:r>
     </w:p>
     <w:p>

--- a/05_Website_Angular/docs/reviewer-pack/Linaw-PH-Defence-Day.docx
+++ b/05_Website_Angular/docs/reviewer-pack/Linaw-PH-Defence-Day.docx
@@ -716,7 +716,7 @@
         <w:ind w:left="360"/>
       </w:pPr>
       <w:r>
-        <w:t>Fair challenge, and the honest answer has two halves. The document is never ranked on — it is scored separately and shown to the recruiter as context, and a test asserts the ranking comes from the structured record alone. But the structured record can be filled two ways: typed, or read out of an uploaded file. In the second case the extraction only proposes. Nothing is saved until the applicant has seen every field and can change it, so what gets ranked is what they confirmed, not what the reader guessed. The one thing we do NOT do is pretend the two are indistinguishable afterwards: a resume that never reached the skills step was never asked where each skill was used, and its matched skills count in full rather than at half, because penalising someone for a question they were never shown would be the unfair version.</w:t>
+        <w:t>Fair challenge, and the honest answer has two halves. The document is never ranked on — it is scored separately and shown to the recruiter as context, and a test asserts the ranking comes from the structured record alone. But the structured record can be filled two ways: typed, or read out of an uploaded file. In the second case the extraction only proposes. Nothing is saved until the applicant has seen every field and can change it, so what gets ranked is what they confirmed, not what the reader guessed. The one thing we do NOT do is pretend the two are indistinguishable afterwards: a resume that never reached the skills step was never asked where each skill was used, and its matched skills count in full rather than at half, because penalising someone for a question they were never shown would be the unfair version. One more thing changed for uploaded resumes, and it is worth volunteering rather than waiting to be asked: the file itself now counts as a source for the skills read out of it. Without that, an applicant who reached the skills step with an uploaded resume had nothing to point at and lost half the credit on every skill a typed resume kept.</w:t>
       </w:r>
     </w:p>
     <w:p>
@@ -2315,7 +2315,7 @@
         <w:ind w:left="360"/>
       </w:pPr>
       <w:r>
-        <w:t>We built a working system that gives every applicant the same score the employer sees, and tells them what they are missing instead of leaving them guessing. The scoring is arithmetic anyone in this room can check on paper. It has 205 automated tests, it is deployed, and where it falls short we can tell you exactly where and why.</w:t>
+        <w:t>We built a working system that gives every applicant the same score the employer sees, and tells them what they are missing instead of leaving them guessing. The scoring is arithmetic anyone in this room can check on paper. It has 209 automated tests, it is deployed, and where it falls short we can tell you exactly where and why.</w:t>
       </w:r>
     </w:p>
     <w:p>
@@ -2634,7 +2634,7 @@
           <w:b w:val="0"/>
           <w:i w:val="0"/>
         </w:rPr>
-        <w:t>“We do not have evaluation results yet — user acceptance testing is scheduled for the deployment phase, and reporting numbers we have not collected would not be honest. What we can report is that the system is feature-complete against all nine objectives, verified by 205 automated tests and nine browser walkthroughs, and that the instrument, the respondent groups and the analysis method are defined and ready to run.”</w:t>
+        <w:t>“We do not have evaluation results yet — user acceptance testing is scheduled for the deployment phase, and reporting numbers we have not collected would not be honest. What we can report is that the system is feature-complete against all nine objectives, verified by 209 automated tests and nine browser walkthroughs, and that the instrument, the respondent groups and the analysis method are defined and ready to run.”</w:t>
       </w:r>
     </w:p>
     <w:p>
@@ -3085,6 +3085,79 @@
           <w:i w:val="0"/>
         </w:rPr>
         <w:t>How to fix it —  Ask Clark Outsourcing HR question H8 — whether they would want to keep using it. A "yes" turns this weakness into a conclusion.</w:t>
+      </w:r>
+    </w:p>
+    <w:p>
+      <w:pPr>
+        <w:pStyle w:val="Heading3"/>
+        <w:spacing w:after="120"/>
+      </w:pPr>
+      <w:r>
+        <w:rPr>
+          <w:b w:val="0"/>
+          <w:i w:val="0"/>
+        </w:rPr>
+        <w:t>W11  A skill may name a file nobody checked</w:t>
+      </w:r>
+    </w:p>
+    <w:p>
+      <w:pPr>
+        <w:spacing w:after="120"/>
+      </w:pPr>
+      <w:r>
+        <w:rPr>
+          <w:b w:val="0"/>
+          <w:i w:val="0"/>
+        </w:rPr>
+        <w:t>Why it is a weakness —  The applicant’s uploaded file counts as a source for a skill. Nothing opens the file to confirm the skill is in it, so a source that used to mean "a job you also wrote down" can now mean "a document I attached".</w:t>
+      </w:r>
+    </w:p>
+    <w:p>
+      <w:pPr>
+        <w:spacing w:after="120"/>
+      </w:pPr>
+      <w:r>
+        <w:rPr>
+          <w:b w:val="0"/>
+          <w:i w:val="0"/>
+        </w:rPr>
+        <w:t>How the panel will ask —  "So they can attach any PDF and claim every skill in full?"</w:t>
+      </w:r>
+    </w:p>
+    <w:p>
+      <w:pPr>
+        <w:spacing w:after="120"/>
+      </w:pPr>
+      <w:r>
+        <w:rPr>
+          <w:b w:val="0"/>
+          <w:i w:val="0"/>
+        </w:rPr>
+        <w:t>How to answer —</w:t>
+      </w:r>
+    </w:p>
+    <w:p>
+      <w:pPr>
+        <w:spacing w:after="120"/>
+      </w:pPr>
+      <w:r>
+        <w:rPr>
+          <w:b w:val="0"/>
+          <w:i w:val="0"/>
+        </w:rPr>
+        <w:t>“Yes, and we put that in the paper rather than waiting to be asked. What bounds it is that the file goes to the recruiter with the application, so it is a claim they can open and read in one click — unlike a job invented in the builder, which only ever existed on the resume. We added it because the alternative was worse: the skills read out of an uploaded CV belong to no single entry, so an uploaded resume scored 75 where the same content typed in scored 100. We chose to remove a penalty that hit real applicants over closing a gap that costs someone padding one attachment.”</w:t>
+      </w:r>
+    </w:p>
+    <w:p>
+      <w:pPr>
+        <w:spacing w:after="120"/>
+      </w:pPr>
+      <w:r>
+        <w:rPr>
+          <w:b w:val="0"/>
+          <w:i w:val="0"/>
+        </w:rPr>
+        <w:t>How to fix it —  Nothing to fix before the defence. Ask the HR respondents whether they would in fact open an attached file before shortlisting; a "yes" is what the answer above rests on.</w:t>
       </w:r>
     </w:p>
     <w:p>
@@ -3676,7 +3749,7 @@
           <w:b w:val="0"/>
           <w:i w:val="0"/>
         </w:rPr>
-        <w:t>Numbers memorised: 50/25/25 · 80/50 · 3 formats · 14 designs · 3 roles · 6 statuses · 18 pages · 56 endpoints · 22 tables · 209 tests · 55 respondents · unsourced skill = half credit.</w:t>
+        <w:t>Numbers memorised: 50/25/25 · 80/50 · 3 formats · 14 designs · 3 roles · 6 statuses · 18 pages · 56 endpoints · 22 tables · 209 tests · 55 respondents · unsourced skill = half credit · the uploaded file counts as a source.</w:t>
       </w:r>
     </w:p>
     <w:p>

--- a/05_Website_Angular/docs/reviewer-pack/Linaw-PH-Defence-Day.docx
+++ b/05_Website_Angular/docs/reviewer-pack/Linaw-PH-Defence-Day.docx
@@ -400,7 +400,7 @@
         <w:ind w:left="360"/>
       </w:pPr>
       <w:r>
-        <w:t>No, and we do not claim it is. The numbers are an order, not a measurement. They only ever get compared against what the posting asks for, and the result is capped at 1.0, so the gap between two ranks never turns into a multiplier.</w:t>
+        <w:t>No, and we do not claim it is. The numbers are an order, not a measurement. They only ever get compared against what the posting asks for, and the result is capped at 1.0, so the gap between two ranks never turns into a multiplier. The ladder is not even strictly integer — an undergraduate who has reached college without a degree sits at 3.5, between a completed associate and a bachelor.</w:t>
       </w:r>
     </w:p>
     <w:p>
@@ -2315,7 +2315,7 @@
         <w:ind w:left="360"/>
       </w:pPr>
       <w:r>
-        <w:t>We built a working system that gives every applicant the same score the employer sees, and tells them what they are missing instead of leaving them guessing. The scoring is arithmetic anyone in this room can check on paper. It has 209 automated tests, it is deployed, and where it falls short we can tell you exactly where and why.</w:t>
+        <w:t>We built a working system that gives every applicant the same score the employer sees, and tells them what they are missing instead of leaving them guessing. The scoring is arithmetic anyone in this room can check on paper. It has 222 automated tests, it is deployed, and where it falls short we can tell you exactly where and why.</w:t>
       </w:r>
     </w:p>
     <w:p>
@@ -2367,7 +2367,7 @@
           <w:b w:val="0"/>
           <w:i w:val="0"/>
         </w:rPr>
-        <w:t>W1  The 50/25/25 weights are reasoned, not measured</w:t>
+        <w:t>W1  The 50/25/25 split is a reasoned default, not a measured finding</w:t>
       </w:r>
     </w:p>
     <w:p>
@@ -2415,7 +2415,7 @@
           <w:b w:val="0"/>
           <w:i w:val="0"/>
         </w:rPr>
-        <w:t>“They are reasoned starting values, not an empirical finding. Skills carry most weight because they are the most direct evidence someone can do the specific job, while education and experience are proxies — and we split the remainder evenly rather than invent a distinction we could not defend. We treated this as a known weakness from the beginning, which is why the weights live in a database configuration row rather than in code: they can be retuned without redeveloping anything. We are collecting the same hundred-point allocation from our partner's HR department, per role family, so the study can report how our assumption compares with how a real hiring team weighs a résumé.”</w:t>
+        <w:t>“They are a reasoned default, not an empirical finding, and a recruiter can change the balance on any opening — so the split is a starting point, not a rule imposed on everyone. Skills carry most weight because they are the most direct evidence someone can do the specific job, while education and experience are proxies — and we split the remainder evenly rather than invent a distinction we could not defend. We treated this as a known weakness from the beginning, which is why the weights live in a database configuration row rather than in code: they can be retuned without redeveloping anything. We are collecting the same hundred-point allocation from our partner's HR department, per role family, so the study can report how our assumption compares with how a real hiring team weighs a résumé.”</w:t>
       </w:r>
     </w:p>
     <w:p>
@@ -2634,7 +2634,7 @@
           <w:b w:val="0"/>
           <w:i w:val="0"/>
         </w:rPr>
-        <w:t>“We do not have evaluation results yet — user acceptance testing is scheduled for the deployment phase, and reporting numbers we have not collected would not be honest. What we can report is that the system is feature-complete against all nine objectives, verified by 209 automated tests and nine browser walkthroughs, and that the instrument, the respondent groups and the analysis method are defined and ready to run.”</w:t>
+        <w:t>“We do not have evaluation results yet — user acceptance testing is scheduled for the deployment phase, and reporting numbers we have not collected would not be honest. What we can report is that the system is feature-complete against all nine objectives, verified by 222 automated tests and nine browser walkthroughs, and that the instrument, the respondent groups and the analysis method are defined and ready to run.”</w:t>
       </w:r>
     </w:p>
     <w:p>
@@ -3567,7 +3567,7 @@
           <w:b w:val="0"/>
           <w:i w:val="0"/>
         </w:rPr>
-        <w:t>Verification is unusually strong for a capstone: 209 automated tests across eight suites, nine browser walkthroughs, and continuous integration on every change.</w:t>
+        <w:t>Verification is unusually strong for a capstone: 222 automated tests across ten suites, nine browser walkthroughs, and continuous integration on every change.</w:t>
       </w:r>
     </w:p>
     <w:p>
@@ -3749,7 +3749,7 @@
           <w:b w:val="0"/>
           <w:i w:val="0"/>
         </w:rPr>
-        <w:t>Numbers memorised: 50/25/25 · 80/50 · 3 formats · 14 designs · 3 roles · 6 statuses · 18 pages · 56 endpoints · 22 tables · 209 tests · 55 respondents · unsourced skill = half credit · the uploaded file counts as a source.</w:t>
+        <w:t>Numbers memorised: 50/25/25 default · 80/50 · 3 formats · 14 designs · 3 roles · 10 statuses (eight-stage pipeline + not selected + withdrawn) · 18 pages · 56 endpoints · 22 tables · 222 tests · 55 respondents · unsourced skill = half credit · a skill can name more than one source · the uploaded file counts as a source.</w:t>
       </w:r>
     </w:p>
     <w:p>

--- a/05_Website_Angular/docs/reviewer-pack/Linaw-PH-Defence-Day.docx
+++ b/05_Website_Angular/docs/reviewer-pack/Linaw-PH-Defence-Day.docx
@@ -2315,7 +2315,7 @@
         <w:ind w:left="360"/>
       </w:pPr>
       <w:r>
-        <w:t>We built a working system that gives every applicant the same score the employer sees, and tells them what they are missing instead of leaving them guessing. The scoring is arithmetic anyone in this room can check on paper. It has 222 automated tests, it is deployed, and where it falls short we can tell you exactly where and why.</w:t>
+        <w:t>We built a working system that gives every applicant the same score the employer sees, and tells them what they are missing instead of leaving them guessing. The scoring is arithmetic anyone in this room can check on paper. It has 228 automated tests, it is deployed, and where it falls short we can tell you exactly where and why.</w:t>
       </w:r>
     </w:p>
     <w:p>
@@ -2634,7 +2634,7 @@
           <w:b w:val="0"/>
           <w:i w:val="0"/>
         </w:rPr>
-        <w:t>“We do not have evaluation results yet — user acceptance testing is scheduled for the deployment phase, and reporting numbers we have not collected would not be honest. What we can report is that the system is feature-complete against all nine objectives, verified by 222 automated tests and nine browser walkthroughs, and that the instrument, the respondent groups and the analysis method are defined and ready to run.”</w:t>
+        <w:t>“We do not have evaluation results yet — user acceptance testing is scheduled for the deployment phase, and reporting numbers we have not collected would not be honest. What we can report is that the system is feature-complete against all nine objectives, verified by 228 automated tests and nine browser walkthroughs, and that the instrument, the respondent groups and the analysis method are defined and ready to run.”</w:t>
       </w:r>
     </w:p>
     <w:p>
@@ -3567,7 +3567,7 @@
           <w:b w:val="0"/>
           <w:i w:val="0"/>
         </w:rPr>
-        <w:t>Verification is unusually strong for a capstone: 222 automated tests across ten suites, nine browser walkthroughs, and continuous integration on every change.</w:t>
+        <w:t>Verification is unusually strong for a capstone: 228 automated tests across eleven suites, nine browser walkthroughs, and continuous integration on every change.</w:t>
       </w:r>
     </w:p>
     <w:p>
@@ -3749,7 +3749,7 @@
           <w:b w:val="0"/>
           <w:i w:val="0"/>
         </w:rPr>
-        <w:t>Numbers memorised: 50/25/25 default · 80/50 · 3 formats · 14 designs · 3 roles · 10 statuses (eight-stage pipeline + not selected + withdrawn) · 18 pages · 56 endpoints · 22 tables · 222 tests · 55 respondents · unsourced skill = half credit · a skill can name more than one source · the uploaded file counts as a source.</w:t>
+        <w:t>Numbers memorised: 50/25/25 default · 80/50 · 3 formats · 14 designs · 3 roles · 10 statuses (eight-stage pipeline + not selected + withdrawn) · 18 pages · 56 endpoints · 22 tables · 228 tests · 55 respondents · unsourced skill = half credit · a skill can name more than one source · the uploaded file counts as a source.</w:t>
       </w:r>
     </w:p>
     <w:p>
